--- a/policies/eu/downloads/EU_AI_Acceptable_Use_Policy.docx
+++ b/policies/eu/downloads/EU_AI_Acceptable_Use_Policy.docx
@@ -1019,7 +1019,7 @@
           <w:sz w:val="21"/>
           <w:szCs w:val="21"/>
         </w:rPr>
-        <w:t xml:space="preserve">Controls apply according to risk. Where the level is unclear, the higher level applies.</w:t>
+        <w:t xml:space="preserve">Controls apply according to risk. Where the level is unclear, the higher level applies. These levels are [ORGANISATION]'s own classification for scaling controls; they are not categories defined in law and are distinct from the legal categories the artificial intelligence regime defines. Their boundaries are set where legal duties begin - and Level 4 records a statutory status: the high-risk classification, ahead of its commencement.</w:t>
       </w:r>
     </w:p>
     <w:p>

--- a/policies/eu/downloads/EU_AI_Acceptable_Use_Policy.docx
+++ b/policies/eu/downloads/EU_AI_Acceptable_Use_Policy.docx
@@ -2226,7 +2226,7 @@
           <w:sz w:val="21"/>
           <w:szCs w:val="21"/>
         </w:rPr>
-        <w:t xml:space="preserve"> AI must not be used to make hiring, performance, or disciplinary decisions about individuals without human review (Section 10). Any tool that scores a candidate's or employee's emotional state is prohibited outright (Section 6.1). Recruitment and employment-management systems are expected to fall within the high-risk category when that regime commences, and must be recorded under Section 4.3.</w:t>
+        <w:t xml:space="preserve"> AI must not be used to make hiring, performance, or disciplinary decisions about individuals without human review (Section 10). Any tool that scores a candidate's or employee's emotional state is prohibited outright (Section 6.1). Systems used for recruitment or selection, or for decisions on promotion, termination, task allocation, or the monitoring and evaluation of performance and behaviour, are listed in the high-risk category that commences in December 2027 - subject to the narrow statutory derogation, which cannot apply where the system profiles individuals - and must be recorded under Section 4.3.</w:t>
       </w:r>
     </w:p>
     <w:p>
